--- a/TCC abnt.docx
+++ b/TCC abnt.docx
@@ -1,6 +1,6 @@
 
 <file path=word/document.xml><?xml version="1.0" encoding="utf-8"?>
-<w:document xmlns:wpc="http://schemas.microsoft.com/office/word/2010/wordprocessingCanvas" xmlns:cx="http://schemas.microsoft.com/office/drawing/2014/chartex" xmlns:mc="http://schemas.openxmlformats.org/markup-compatibility/2006" xmlns:o="urn:schemas-microsoft-com:office:office" xmlns:r="http://schemas.openxmlformats.org/officeDocument/2006/relationships" xmlns:m="http://schemas.openxmlformats.org/officeDocument/2006/math" xmlns:v="urn:schemas-microsoft-com:vml" xmlns:wp14="http://schemas.microsoft.com/office/word/2010/wordprocessingDrawing" xmlns:wp="http://schemas.openxmlformats.org/drawingml/2006/wordprocessingDrawing" xmlns:w10="urn:schemas-microsoft-com:office:word" xmlns:w="http://schemas.openxmlformats.org/wordprocessingml/2006/main" xmlns:w14="http://schemas.microsoft.com/office/word/2010/wordml" xmlns:w15="http://schemas.microsoft.com/office/word/2012/wordml" xmlns:w16se="http://schemas.microsoft.com/office/word/2015/wordml/symex" xmlns:wpg="http://schemas.microsoft.com/office/word/2010/wordprocessingGroup" xmlns:wpi="http://schemas.microsoft.com/office/word/2010/wordprocessingInk" xmlns:wne="http://schemas.microsoft.com/office/word/2006/wordml" xmlns:wps="http://schemas.microsoft.com/office/word/2010/wordprocessingShape" mc:Ignorable="w14 w15 w16se wp14">
+<w:document xmlns:wpc="http://schemas.microsoft.com/office/word/2010/wordprocessingCanvas" xmlns:cx="http://schemas.microsoft.com/office/drawing/2014/chartex" xmlns:cx1="http://schemas.microsoft.com/office/drawing/2015/9/8/chartex" xmlns:mc="http://schemas.openxmlformats.org/markup-compatibility/2006" xmlns:o="urn:schemas-microsoft-com:office:office" xmlns:r="http://schemas.openxmlformats.org/officeDocument/2006/relationships" xmlns:m="http://schemas.openxmlformats.org/officeDocument/2006/math" xmlns:v="urn:schemas-microsoft-com:vml" xmlns:wp14="http://schemas.microsoft.com/office/word/2010/wordprocessingDrawing" xmlns:wp="http://schemas.openxmlformats.org/drawingml/2006/wordprocessingDrawing" xmlns:w10="urn:schemas-microsoft-com:office:word" xmlns:w="http://schemas.openxmlformats.org/wordprocessingml/2006/main" xmlns:w14="http://schemas.microsoft.com/office/word/2010/wordml" xmlns:w15="http://schemas.microsoft.com/office/word/2012/wordml" xmlns:w16se="http://schemas.microsoft.com/office/word/2015/wordml/symex" xmlns:wpg="http://schemas.microsoft.com/office/word/2010/wordprocessingGroup" xmlns:wpi="http://schemas.microsoft.com/office/word/2010/wordprocessingInk" xmlns:wne="http://schemas.microsoft.com/office/word/2006/wordml" xmlns:wps="http://schemas.microsoft.com/office/word/2010/wordprocessingShape" mc:Ignorable="w14 w15 w16se wp14">
   <w:body>
     <w:p>
       <w:pPr>
@@ -32,7 +32,7 @@
         <w:spacing w:before="1320"/>
       </w:pPr>
       <w:r>
-        <w:t>João Vinícius Costa</w:t>
+        <w:t xml:space="preserve">Ana Julia Cacilha Gouveia </w:t>
       </w:r>
     </w:p>
     <w:p>
@@ -40,7 +40,7 @@
         <w:pStyle w:val="SemEspaamento"/>
       </w:pPr>
       <w:r>
-        <w:t>Lorena da Silva Rodrigues</w:t>
+        <w:t>Maria Eduarda dos Santos Gonçalves</w:t>
       </w:r>
     </w:p>
     <w:p>
@@ -48,7 +48,7 @@
         <w:pStyle w:val="SemEspaamento"/>
       </w:pPr>
       <w:r>
-        <w:t>Paola Onório Zaratinni</w:t>
+        <w:t xml:space="preserve">Lívia de Paula Oliveira </w:t>
       </w:r>
     </w:p>
     <w:p>
@@ -63,12 +63,6 @@
       <w:pPr>
         <w:pStyle w:val="SemEspaamento"/>
       </w:pPr>
-      <w:r>
-        <w:t xml:space="preserve">Thiago </w:t>
-      </w:r>
-      <w:r>
-        <w:t>da Silva</w:t>
-      </w:r>
     </w:p>
     <w:p>
       <w:pPr>
@@ -76,7 +70,13 @@
         <w:spacing w:before="2400"/>
       </w:pPr>
       <w:r>
-        <w:t>FREETECS – Portal para Voluntariado em Projetos Empresariais</w:t>
+        <w:t>Ações Estratégicas de Marketing</w:t>
+      </w:r>
+      <w:r>
+        <w:t xml:space="preserve"> – </w:t>
+      </w:r>
+      <w:r>
+        <w:t>Analise de SWOT</w:t>
       </w:r>
     </w:p>
     <w:p>
@@ -106,7 +106,7 @@
       </w:r>
       <w:r>
         <w:lastRenderedPageBreak/>
-        <w:t>João Vinícius Costa</w:t>
+        <w:t xml:space="preserve">Ana Julia Cacilha Gouveia </w:t>
       </w:r>
     </w:p>
     <w:p>
@@ -114,7 +114,7 @@
         <w:pStyle w:val="SemEspaamento"/>
       </w:pPr>
       <w:r>
-        <w:t>Lorena da Silva Rodrigues</w:t>
+        <w:t>Maria Eduarda dos Santos Gonçalves</w:t>
       </w:r>
     </w:p>
     <w:p>
@@ -122,7 +122,7 @@
         <w:pStyle w:val="SemEspaamento"/>
       </w:pPr>
       <w:r>
-        <w:t>Paola Onório Zaratinni</w:t>
+        <w:t>Lívia de Paula Oliveira</w:t>
       </w:r>
     </w:p>
     <w:p>
@@ -137,9 +137,6 @@
       <w:pPr>
         <w:pStyle w:val="SemEspaamento"/>
       </w:pPr>
-      <w:r>
-        <w:t>Thiago da Silva</w:t>
-      </w:r>
     </w:p>
     <w:p>
       <w:pPr>
@@ -147,7 +144,7 @@
         <w:spacing w:before="5040"/>
       </w:pPr>
       <w:r>
-        <w:t>FREETECS – Portal para Voluntariado em Projetos Empresariais</w:t>
+        <w:t>Ações Estratégicas do Marketing  – Análise de SWOT</w:t>
       </w:r>
     </w:p>
     <w:p>
@@ -165,7 +162,21 @@
           <w:b w:val="0"/>
           <w:sz w:val="22"/>
         </w:rPr>
-        <w:t>Trabalho de Conclusão de Curso apresentado ao Curso Técnico em Informática para Internet da ETEC Profª Maria Cristina Medeiros, orientado pela Prof</w:t>
+        <w:t>Trabalho de Conclusão de Curso apresentado ao Curso Técni</w:t>
+      </w:r>
+      <w:r>
+        <w:rPr>
+          <w:b w:val="0"/>
+          <w:sz w:val="22"/>
+        </w:rPr>
+        <w:t xml:space="preserve">co em Administração </w:t>
+      </w:r>
+      <w:r>
+        <w:rPr>
+          <w:b w:val="0"/>
+          <w:sz w:val="22"/>
+        </w:rPr>
+        <w:t>da ETEC Profª Maria Cristina Medeiros, orientado pela Prof</w:t>
       </w:r>
       <w:r>
         <w:rPr>
@@ -179,21 +190,21 @@
           <w:b w:val="0"/>
           <w:sz w:val="22"/>
         </w:rPr>
-        <w:t xml:space="preserve"> Cíntia Maria de </w:t>
+        <w:t xml:space="preserve"> Cristiane Fontes</w:t>
       </w:r>
       <w:r>
         <w:rPr>
           <w:b w:val="0"/>
           <w:sz w:val="22"/>
         </w:rPr>
-        <w:t>Araújo</w:t>
+        <w:t xml:space="preserve">, como requisito parcial para obtenção do </w:t>
       </w:r>
       <w:r>
         <w:rPr>
           <w:b w:val="0"/>
           <w:sz w:val="22"/>
         </w:rPr>
-        <w:t xml:space="preserve"> Pinho, como requisito parcial para obtenção do Título de Técnico em Informática</w:t>
+        <w:t xml:space="preserve">Título de Técnico em Administração </w:t>
       </w:r>
     </w:p>
     <w:p>
@@ -215,49 +226,6 @@
     </w:p>
     <w:p>
       <w:pPr>
-        <w:rPr>
-          <w:b/>
-          <w:sz w:val="28"/>
-        </w:rPr>
-      </w:pPr>
-      <w:r>
-        <w:lastRenderedPageBreak/>
-        <w:t>Aqui vai ficar a ficha catalográfica</w:t>
-      </w:r>
-      <w:r>
-        <w:br w:type="page"/>
-      </w:r>
-    </w:p>
-    <w:p>
-      <w:pPr>
-        <w:pStyle w:val="SemEspaamento"/>
-      </w:pPr>
-    </w:p>
-    <w:p>
-      <w:pPr>
-        <w:pStyle w:val="SemEspaamento"/>
-      </w:pPr>
-      <w:r>
-        <w:t>DEDICATÓRIA</w:t>
-      </w:r>
-    </w:p>
-    <w:p>
-      <w:pPr>
-        <w:pStyle w:val="SemEspaamento"/>
-      </w:pPr>
-    </w:p>
-    <w:p>
-      <w:r>
-        <w:t>Colocar aqui a dedicatória:</w:t>
-      </w:r>
-    </w:p>
-    <w:p>
-      <w:r>
-        <w:br w:type="page"/>
-      </w:r>
-    </w:p>
-    <w:p>
-      <w:pPr>
         <w:pStyle w:val="SemEspaamento"/>
       </w:pPr>
       <w:r>
@@ -272,7 +240,16 @@
     </w:p>
     <w:p>
       <w:r>
-        <w:t xml:space="preserve">Colocar aqui os agradecimentos: </w:t>
+        <w:t>Em primeiro lugar, agradec</w:t>
+      </w:r>
+      <w:r>
+        <w:t>e</w:t>
+      </w:r>
+      <w:r>
+        <w:t xml:space="preserve">mos </w:t>
+      </w:r>
+      <w:r>
+        <w:t xml:space="preserve">profundamente ao Centro Paula Souza pela estrutura e apoio necessário para a realização deste trabalho, também aos nossos professores pela educação, paciência e conhecimento compartilhado. E nosso agradecimento eterno á nossa família pelo apoio continuo e sacrifícios diários. Vocês são nossas maiores fontes de inspiração e motivação.  </w:t>
       </w:r>
     </w:p>
     <w:p>
@@ -283,10 +260,13 @@
     <w:p/>
     <w:p>
       <w:pPr>
-        <w:spacing w:before="13200"/>
-      </w:pPr>
-      <w:r>
-        <w:t>Frase epígrafe</w:t>
+        <w:spacing w:before="12480"/>
+      </w:pPr>
+      <w:r>
+        <w:t>“Quando a educação não é libertadora, o sonho do oprimido é ser o opressor”</w:t>
+      </w:r>
+      <w:r>
+        <w:t xml:space="preserve">   - Paulo Freire</w:t>
       </w:r>
     </w:p>
     <w:p>
@@ -308,7 +288,31 @@
     </w:p>
     <w:p>
       <w:r>
-        <w:t>Aqui vai ficar o resumo</w:t>
+        <w:rPr>
+          <w:rFonts w:cs="Arial"/>
+          <w:color w:val="000000"/>
+          <w:sz w:val="26"/>
+          <w:szCs w:val="26"/>
+        </w:rPr>
+        <w:t>O objetivo da presente a</w:t>
+      </w:r>
+      <w:r>
+        <w:rPr>
+          <w:rFonts w:cs="Arial"/>
+          <w:color w:val="000000"/>
+          <w:sz w:val="26"/>
+          <w:szCs w:val="26"/>
+        </w:rPr>
+        <w:t>nálise SWOT sobre a empresa de Fast F</w:t>
+      </w:r>
+      <w:r>
+        <w:rPr>
+          <w:rFonts w:cs="Arial"/>
+          <w:color w:val="000000"/>
+          <w:sz w:val="26"/>
+          <w:szCs w:val="26"/>
+        </w:rPr>
+        <w:t>ood McDonald’s é proporcionar aos leitores um entendimento mais aprofundado acerca das estratégias, estruturas e práticas adotadas por uma organização amplamente reconhecida em escala global.</w:t>
       </w:r>
     </w:p>
     <w:p>
@@ -332,10 +336,8 @@
     </w:p>
     <w:p>
       <w:r>
-        <w:t>Aqui vai ficar o abstract</w:t>
-      </w:r>
-    </w:p>
-    <w:p>
+        <w:t>The objective of this SWOT analysis of the McDonald's fast food company is to provide readers with a deeper understanding of the strategies, structures, and practices adopted by a globally recognized organization.</w:t>
+      </w:r>
       <w:r>
         <w:br w:type="page"/>
       </w:r>
@@ -378,11 +380,1105 @@
         <w:pStyle w:val="SemEspaamento"/>
       </w:pPr>
     </w:p>
-    <w:p>
-      <w:r>
-        <w:t>Aqui</w:t>
-      </w:r>
-    </w:p>
+    <w:sdt>
+      <w:sdtPr>
+        <w:id w:val="1874956434"/>
+        <w:docPartObj>
+          <w:docPartGallery w:val="Table of Contents"/>
+          <w:docPartUnique/>
+        </w:docPartObj>
+      </w:sdtPr>
+      <w:sdtEndPr>
+        <w:rPr>
+          <w:rFonts w:ascii="Arial" w:eastAsiaTheme="minorHAnsi" w:hAnsi="Arial" w:cstheme="minorBidi"/>
+          <w:b/>
+          <w:bCs/>
+          <w:color w:val="auto"/>
+          <w:sz w:val="24"/>
+          <w:szCs w:val="22"/>
+          <w:lang w:eastAsia="en-US"/>
+        </w:rPr>
+      </w:sdtEndPr>
+      <w:sdtContent>
+        <w:p>
+          <w:pPr>
+            <w:pStyle w:val="CabealhodoSumrio"/>
+          </w:pPr>
+        </w:p>
+        <w:p>
+          <w:pPr>
+            <w:pStyle w:val="Sumrio1"/>
+            <w:tabs>
+              <w:tab w:val="left" w:pos="1100"/>
+              <w:tab w:val="right" w:leader="dot" w:pos="9061"/>
+            </w:tabs>
+            <w:rPr>
+              <w:rFonts w:asciiTheme="minorHAnsi" w:eastAsiaTheme="minorEastAsia" w:hAnsiTheme="minorHAnsi"/>
+              <w:noProof/>
+              <w:sz w:val="22"/>
+              <w:lang w:eastAsia="pt-BR"/>
+            </w:rPr>
+          </w:pPr>
+          <w:r>
+            <w:fldChar w:fldCharType="begin"/>
+          </w:r>
+          <w:r>
+            <w:instrText xml:space="preserve"> TOC \o "1-3" \h \z \u </w:instrText>
+          </w:r>
+          <w:r>
+            <w:fldChar w:fldCharType="separate"/>
+          </w:r>
+          <w:hyperlink w:anchor="_Toc226023309" w:history="1">
+            <w:r>
+              <w:rPr>
+                <w:rStyle w:val="Hyperlink"/>
+                <w:noProof/>
+              </w:rPr>
+              <w:t>1</w:t>
+            </w:r>
+            <w:r>
+              <w:rPr>
+                <w:rFonts w:asciiTheme="minorHAnsi" w:eastAsiaTheme="minorEastAsia" w:hAnsiTheme="minorHAnsi"/>
+                <w:noProof/>
+                <w:sz w:val="22"/>
+                <w:lang w:eastAsia="pt-BR"/>
+              </w:rPr>
+              <w:tab/>
+            </w:r>
+            <w:r>
+              <w:rPr>
+                <w:rStyle w:val="Hyperlink"/>
+                <w:noProof/>
+              </w:rPr>
+              <w:t>I</w:t>
+            </w:r>
+            <w:r>
+              <w:rPr>
+                <w:rStyle w:val="Ttulo1Char"/>
+              </w:rPr>
+              <w:t>NTRODUÇÃO</w:t>
+            </w:r>
+            <w:r>
+              <w:rPr>
+                <w:noProof/>
+                <w:webHidden/>
+              </w:rPr>
+              <w:tab/>
+            </w:r>
+            <w:r>
+              <w:rPr>
+                <w:noProof/>
+                <w:webHidden/>
+              </w:rPr>
+              <w:fldChar w:fldCharType="begin"/>
+            </w:r>
+            <w:r>
+              <w:rPr>
+                <w:noProof/>
+                <w:webHidden/>
+              </w:rPr>
+              <w:instrText xml:space="preserve"> PAGEREF _Toc226023309 \h </w:instrText>
+            </w:r>
+            <w:r>
+              <w:rPr>
+                <w:noProof/>
+                <w:webHidden/>
+              </w:rPr>
+            </w:r>
+            <w:r>
+              <w:rPr>
+                <w:noProof/>
+                <w:webHidden/>
+              </w:rPr>
+              <w:fldChar w:fldCharType="separate"/>
+            </w:r>
+            <w:r>
+              <w:rPr>
+                <w:noProof/>
+                <w:webHidden/>
+              </w:rPr>
+              <w:t>9</w:t>
+            </w:r>
+            <w:r>
+              <w:rPr>
+                <w:noProof/>
+                <w:webHidden/>
+              </w:rPr>
+              <w:fldChar w:fldCharType="end"/>
+            </w:r>
+          </w:hyperlink>
+        </w:p>
+        <w:p>
+          <w:pPr>
+            <w:pStyle w:val="Sumrio2"/>
+            <w:rPr>
+              <w:rFonts w:asciiTheme="minorHAnsi" w:eastAsiaTheme="minorEastAsia" w:hAnsiTheme="minorHAnsi"/>
+              <w:sz w:val="22"/>
+              <w:lang w:eastAsia="pt-BR"/>
+            </w:rPr>
+          </w:pPr>
+          <w:hyperlink w:anchor="_Toc226023310" w:history="1">
+            <w:r>
+              <w:rPr>
+                <w:rStyle w:val="Hyperlink"/>
+              </w:rPr>
+              <w:t>1.1</w:t>
+            </w:r>
+            <w:r>
+              <w:rPr>
+                <w:rFonts w:asciiTheme="minorHAnsi" w:eastAsiaTheme="minorEastAsia" w:hAnsiTheme="minorHAnsi"/>
+                <w:sz w:val="22"/>
+                <w:lang w:eastAsia="pt-BR"/>
+              </w:rPr>
+              <w:tab/>
+            </w:r>
+            <w:r>
+              <w:rPr>
+                <w:rStyle w:val="Ttulo1Char"/>
+              </w:rPr>
+              <w:t>Problemática</w:t>
+            </w:r>
+            <w:r>
+              <w:rPr>
+                <w:webHidden/>
+              </w:rPr>
+              <w:tab/>
+            </w:r>
+            <w:r>
+              <w:rPr>
+                <w:webHidden/>
+              </w:rPr>
+              <w:fldChar w:fldCharType="begin"/>
+            </w:r>
+            <w:r>
+              <w:rPr>
+                <w:webHidden/>
+              </w:rPr>
+              <w:instrText xml:space="preserve"> PAGEREF _Toc226023310 \h </w:instrText>
+            </w:r>
+            <w:r>
+              <w:rPr>
+                <w:webHidden/>
+              </w:rPr>
+            </w:r>
+            <w:r>
+              <w:rPr>
+                <w:webHidden/>
+              </w:rPr>
+              <w:fldChar w:fldCharType="separate"/>
+            </w:r>
+            <w:r>
+              <w:rPr>
+                <w:webHidden/>
+              </w:rPr>
+              <w:t>9</w:t>
+            </w:r>
+            <w:r>
+              <w:rPr>
+                <w:webHidden/>
+              </w:rPr>
+              <w:fldChar w:fldCharType="end"/>
+            </w:r>
+          </w:hyperlink>
+        </w:p>
+        <w:p>
+          <w:pPr>
+            <w:pStyle w:val="Sumrio2"/>
+            <w:rPr>
+              <w:rFonts w:asciiTheme="minorHAnsi" w:eastAsiaTheme="minorEastAsia" w:hAnsiTheme="minorHAnsi"/>
+              <w:sz w:val="22"/>
+              <w:lang w:eastAsia="pt-BR"/>
+            </w:rPr>
+          </w:pPr>
+          <w:hyperlink w:anchor="_Toc226023311" w:history="1">
+            <w:r>
+              <w:rPr>
+                <w:rStyle w:val="Hyperlink"/>
+              </w:rPr>
+              <w:t>1.2</w:t>
+            </w:r>
+            <w:r>
+              <w:rPr>
+                <w:rFonts w:asciiTheme="minorHAnsi" w:eastAsiaTheme="minorEastAsia" w:hAnsiTheme="minorHAnsi"/>
+                <w:sz w:val="22"/>
+                <w:lang w:eastAsia="pt-BR"/>
+              </w:rPr>
+              <w:tab/>
+            </w:r>
+            <w:r>
+              <w:rPr>
+                <w:rStyle w:val="Ttulo1Char"/>
+              </w:rPr>
+              <w:t>Justificativa</w:t>
+            </w:r>
+            <w:r>
+              <w:rPr>
+                <w:webHidden/>
+              </w:rPr>
+              <w:tab/>
+            </w:r>
+            <w:r>
+              <w:rPr>
+                <w:webHidden/>
+              </w:rPr>
+              <w:fldChar w:fldCharType="begin"/>
+            </w:r>
+            <w:r>
+              <w:rPr>
+                <w:webHidden/>
+              </w:rPr>
+              <w:instrText xml:space="preserve"> PAGEREF _Toc226023311 \h </w:instrText>
+            </w:r>
+            <w:r>
+              <w:rPr>
+                <w:webHidden/>
+              </w:rPr>
+            </w:r>
+            <w:r>
+              <w:rPr>
+                <w:webHidden/>
+              </w:rPr>
+              <w:fldChar w:fldCharType="separate"/>
+            </w:r>
+            <w:r>
+              <w:rPr>
+                <w:webHidden/>
+              </w:rPr>
+              <w:t>9</w:t>
+            </w:r>
+            <w:r>
+              <w:rPr>
+                <w:webHidden/>
+              </w:rPr>
+              <w:fldChar w:fldCharType="end"/>
+            </w:r>
+          </w:hyperlink>
+        </w:p>
+        <w:bookmarkStart w:id="0" w:name="_GoBack"/>
+        <w:p>
+          <w:pPr>
+            <w:pStyle w:val="Sumrio2"/>
+            <w:rPr>
+              <w:rFonts w:asciiTheme="minorHAnsi" w:eastAsiaTheme="minorEastAsia" w:hAnsiTheme="minorHAnsi"/>
+              <w:sz w:val="22"/>
+              <w:lang w:eastAsia="pt-BR"/>
+            </w:rPr>
+          </w:pPr>
+          <w:r>
+            <w:rPr>
+              <w:rStyle w:val="Hyperlink"/>
+            </w:rPr>
+            <w:fldChar w:fldCharType="begin"/>
+          </w:r>
+          <w:r>
+            <w:rPr>
+              <w:rStyle w:val="Hyperlink"/>
+            </w:rPr>
+            <w:instrText xml:space="preserve"> </w:instrText>
+          </w:r>
+          <w:r>
+            <w:instrText>HYPERLINK \l "_Toc226023312"</w:instrText>
+          </w:r>
+          <w:r>
+            <w:rPr>
+              <w:rStyle w:val="Hyperlink"/>
+            </w:rPr>
+            <w:instrText xml:space="preserve"> </w:instrText>
+          </w:r>
+          <w:r>
+            <w:rPr>
+              <w:rStyle w:val="Hyperlink"/>
+            </w:rPr>
+          </w:r>
+          <w:r>
+            <w:rPr>
+              <w:rStyle w:val="Hyperlink"/>
+            </w:rPr>
+            <w:fldChar w:fldCharType="separate"/>
+          </w:r>
+          <w:r>
+            <w:rPr>
+              <w:rStyle w:val="Hyperlink"/>
+            </w:rPr>
+            <w:t>1.3</w:t>
+          </w:r>
+          <w:r>
+            <w:rPr>
+              <w:rFonts w:asciiTheme="minorHAnsi" w:eastAsiaTheme="minorEastAsia" w:hAnsiTheme="minorHAnsi"/>
+              <w:sz w:val="22"/>
+              <w:lang w:eastAsia="pt-BR"/>
+            </w:rPr>
+            <w:tab/>
+          </w:r>
+          <w:r>
+            <w:rPr>
+              <w:rStyle w:val="Ttulo1Char"/>
+              <w:u w:val="single"/>
+            </w:rPr>
+            <w:t>Objetivos</w:t>
+          </w:r>
+          <w:r>
+            <w:rPr>
+              <w:webHidden/>
+            </w:rPr>
+            <w:tab/>
+          </w:r>
+          <w:r>
+            <w:rPr>
+              <w:webHidden/>
+            </w:rPr>
+            <w:fldChar w:fldCharType="begin"/>
+          </w:r>
+          <w:r>
+            <w:rPr>
+              <w:webHidden/>
+            </w:rPr>
+            <w:instrText xml:space="preserve"> PAGEREF _Toc226023312 \h </w:instrText>
+          </w:r>
+          <w:r>
+            <w:rPr>
+              <w:webHidden/>
+            </w:rPr>
+          </w:r>
+          <w:r>
+            <w:rPr>
+              <w:webHidden/>
+            </w:rPr>
+            <w:fldChar w:fldCharType="separate"/>
+          </w:r>
+          <w:r>
+            <w:rPr>
+              <w:webHidden/>
+            </w:rPr>
+            <w:t>9</w:t>
+          </w:r>
+          <w:r>
+            <w:rPr>
+              <w:webHidden/>
+            </w:rPr>
+            <w:fldChar w:fldCharType="end"/>
+          </w:r>
+          <w:r>
+            <w:rPr>
+              <w:rStyle w:val="Hyperlink"/>
+            </w:rPr>
+            <w:fldChar w:fldCharType="end"/>
+          </w:r>
+        </w:p>
+        <w:bookmarkEnd w:id="0"/>
+        <w:p>
+          <w:pPr>
+            <w:pStyle w:val="Sumrio3"/>
+            <w:tabs>
+              <w:tab w:val="left" w:pos="1943"/>
+              <w:tab w:val="right" w:leader="dot" w:pos="9061"/>
+            </w:tabs>
+            <w:rPr>
+              <w:rFonts w:asciiTheme="minorHAnsi" w:eastAsiaTheme="minorEastAsia" w:hAnsiTheme="minorHAnsi"/>
+              <w:noProof/>
+              <w:sz w:val="22"/>
+              <w:lang w:eastAsia="pt-BR"/>
+            </w:rPr>
+          </w:pPr>
+          <w:r>
+            <w:rPr>
+              <w:rStyle w:val="Hyperlink"/>
+              <w:noProof/>
+            </w:rPr>
+            <w:fldChar w:fldCharType="begin"/>
+          </w:r>
+          <w:r>
+            <w:rPr>
+              <w:rStyle w:val="Hyperlink"/>
+              <w:noProof/>
+            </w:rPr>
+            <w:instrText xml:space="preserve"> </w:instrText>
+          </w:r>
+          <w:r>
+            <w:rPr>
+              <w:noProof/>
+            </w:rPr>
+            <w:instrText>HYPERLINK \l "_Toc226023313"</w:instrText>
+          </w:r>
+          <w:r>
+            <w:rPr>
+              <w:rStyle w:val="Hyperlink"/>
+              <w:noProof/>
+            </w:rPr>
+            <w:instrText xml:space="preserve"> </w:instrText>
+          </w:r>
+          <w:r>
+            <w:rPr>
+              <w:rStyle w:val="Hyperlink"/>
+              <w:noProof/>
+            </w:rPr>
+          </w:r>
+          <w:r>
+            <w:rPr>
+              <w:rStyle w:val="Hyperlink"/>
+              <w:noProof/>
+            </w:rPr>
+            <w:fldChar w:fldCharType="separate"/>
+          </w:r>
+          <w:r>
+            <w:rPr>
+              <w:rStyle w:val="Hyperlink"/>
+              <w:noProof/>
+            </w:rPr>
+            <w:t>1.3.1</w:t>
+          </w:r>
+          <w:r>
+            <w:rPr>
+              <w:rFonts w:asciiTheme="minorHAnsi" w:eastAsiaTheme="minorEastAsia" w:hAnsiTheme="minorHAnsi"/>
+              <w:noProof/>
+              <w:sz w:val="22"/>
+              <w:lang w:eastAsia="pt-BR"/>
+            </w:rPr>
+            <w:tab/>
+          </w:r>
+          <w:r>
+            <w:rPr>
+              <w:rStyle w:val="Ttulo3Char"/>
+            </w:rPr>
+            <w:t>Objetivo Geral</w:t>
+          </w:r>
+          <w:r>
+            <w:rPr>
+              <w:noProof/>
+              <w:webHidden/>
+            </w:rPr>
+            <w:tab/>
+          </w:r>
+          <w:r>
+            <w:rPr>
+              <w:noProof/>
+              <w:webHidden/>
+            </w:rPr>
+            <w:fldChar w:fldCharType="begin"/>
+          </w:r>
+          <w:r>
+            <w:rPr>
+              <w:noProof/>
+              <w:webHidden/>
+            </w:rPr>
+            <w:instrText xml:space="preserve"> PAGEREF _Toc226023313 \h </w:instrText>
+          </w:r>
+          <w:r>
+            <w:rPr>
+              <w:noProof/>
+              <w:webHidden/>
+            </w:rPr>
+          </w:r>
+          <w:r>
+            <w:rPr>
+              <w:noProof/>
+              <w:webHidden/>
+            </w:rPr>
+            <w:fldChar w:fldCharType="separate"/>
+          </w:r>
+          <w:r>
+            <w:rPr>
+              <w:noProof/>
+              <w:webHidden/>
+            </w:rPr>
+            <w:t>9</w:t>
+          </w:r>
+          <w:r>
+            <w:rPr>
+              <w:noProof/>
+              <w:webHidden/>
+            </w:rPr>
+            <w:fldChar w:fldCharType="end"/>
+          </w:r>
+          <w:r>
+            <w:rPr>
+              <w:rStyle w:val="Hyperlink"/>
+              <w:noProof/>
+            </w:rPr>
+            <w:fldChar w:fldCharType="end"/>
+          </w:r>
+        </w:p>
+        <w:p>
+          <w:pPr>
+            <w:pStyle w:val="Sumrio3"/>
+            <w:tabs>
+              <w:tab w:val="left" w:pos="1943"/>
+              <w:tab w:val="right" w:leader="dot" w:pos="9061"/>
+            </w:tabs>
+            <w:rPr>
+              <w:rFonts w:asciiTheme="minorHAnsi" w:eastAsiaTheme="minorEastAsia" w:hAnsiTheme="minorHAnsi"/>
+              <w:noProof/>
+              <w:sz w:val="22"/>
+              <w:lang w:eastAsia="pt-BR"/>
+            </w:rPr>
+          </w:pPr>
+          <w:hyperlink w:anchor="_Toc226023314" w:history="1">
+            <w:r>
+              <w:rPr>
+                <w:rStyle w:val="Hyperlink"/>
+                <w:noProof/>
+              </w:rPr>
+              <w:t>1.3.2</w:t>
+            </w:r>
+            <w:r>
+              <w:rPr>
+                <w:rFonts w:asciiTheme="minorHAnsi" w:eastAsiaTheme="minorEastAsia" w:hAnsiTheme="minorHAnsi"/>
+                <w:noProof/>
+                <w:sz w:val="22"/>
+                <w:lang w:eastAsia="pt-BR"/>
+              </w:rPr>
+              <w:tab/>
+            </w:r>
+            <w:r>
+              <w:rPr>
+                <w:rStyle w:val="Ttulo3Char"/>
+              </w:rPr>
+              <w:t>Objetivos Específicos</w:t>
+            </w:r>
+            <w:r>
+              <w:rPr>
+                <w:noProof/>
+                <w:webHidden/>
+              </w:rPr>
+              <w:tab/>
+            </w:r>
+            <w:r>
+              <w:rPr>
+                <w:noProof/>
+                <w:webHidden/>
+              </w:rPr>
+              <w:fldChar w:fldCharType="begin"/>
+            </w:r>
+            <w:r>
+              <w:rPr>
+                <w:noProof/>
+                <w:webHidden/>
+              </w:rPr>
+              <w:instrText xml:space="preserve"> PAGEREF _Toc226023314 \h </w:instrText>
+            </w:r>
+            <w:r>
+              <w:rPr>
+                <w:noProof/>
+                <w:webHidden/>
+              </w:rPr>
+            </w:r>
+            <w:r>
+              <w:rPr>
+                <w:noProof/>
+                <w:webHidden/>
+              </w:rPr>
+              <w:fldChar w:fldCharType="separate"/>
+            </w:r>
+            <w:r>
+              <w:rPr>
+                <w:noProof/>
+                <w:webHidden/>
+              </w:rPr>
+              <w:t>9</w:t>
+            </w:r>
+            <w:r>
+              <w:rPr>
+                <w:noProof/>
+                <w:webHidden/>
+              </w:rPr>
+              <w:fldChar w:fldCharType="end"/>
+            </w:r>
+          </w:hyperlink>
+        </w:p>
+        <w:p>
+          <w:pPr>
+            <w:pStyle w:val="Sumrio2"/>
+            <w:rPr>
+              <w:rFonts w:asciiTheme="minorHAnsi" w:eastAsiaTheme="minorEastAsia" w:hAnsiTheme="minorHAnsi"/>
+              <w:sz w:val="22"/>
+              <w:lang w:eastAsia="pt-BR"/>
+            </w:rPr>
+          </w:pPr>
+          <w:hyperlink w:anchor="_Toc226023315" w:history="1">
+            <w:r>
+              <w:rPr>
+                <w:rStyle w:val="Hyperlink"/>
+              </w:rPr>
+              <w:t>1.4</w:t>
+            </w:r>
+            <w:r>
+              <w:rPr>
+                <w:rFonts w:asciiTheme="minorHAnsi" w:eastAsiaTheme="minorEastAsia" w:hAnsiTheme="minorHAnsi"/>
+                <w:sz w:val="22"/>
+                <w:lang w:eastAsia="pt-BR"/>
+              </w:rPr>
+              <w:tab/>
+            </w:r>
+            <w:r>
+              <w:rPr>
+                <w:rStyle w:val="Hyperlink"/>
+              </w:rPr>
+              <w:t>Metodologia</w:t>
+            </w:r>
+            <w:r>
+              <w:rPr>
+                <w:webHidden/>
+              </w:rPr>
+              <w:tab/>
+            </w:r>
+            <w:r>
+              <w:rPr>
+                <w:webHidden/>
+              </w:rPr>
+              <w:fldChar w:fldCharType="begin"/>
+            </w:r>
+            <w:r>
+              <w:rPr>
+                <w:webHidden/>
+              </w:rPr>
+              <w:instrText xml:space="preserve"> PAGEREF _Toc226023315 \h </w:instrText>
+            </w:r>
+            <w:r>
+              <w:rPr>
+                <w:webHidden/>
+              </w:rPr>
+            </w:r>
+            <w:r>
+              <w:rPr>
+                <w:webHidden/>
+              </w:rPr>
+              <w:fldChar w:fldCharType="separate"/>
+            </w:r>
+            <w:r>
+              <w:rPr>
+                <w:webHidden/>
+              </w:rPr>
+              <w:t>9</w:t>
+            </w:r>
+            <w:r>
+              <w:rPr>
+                <w:webHidden/>
+              </w:rPr>
+              <w:fldChar w:fldCharType="end"/>
+            </w:r>
+          </w:hyperlink>
+        </w:p>
+        <w:p>
+          <w:pPr>
+            <w:pStyle w:val="Sumrio2"/>
+            <w:rPr>
+              <w:rFonts w:asciiTheme="minorHAnsi" w:eastAsiaTheme="minorEastAsia" w:hAnsiTheme="minorHAnsi"/>
+              <w:sz w:val="22"/>
+              <w:lang w:eastAsia="pt-BR"/>
+            </w:rPr>
+          </w:pPr>
+          <w:hyperlink w:anchor="_Toc226023316" w:history="1">
+            <w:r>
+              <w:rPr>
+                <w:rStyle w:val="Hyperlink"/>
+              </w:rPr>
+              <w:t>1.5</w:t>
+            </w:r>
+            <w:r>
+              <w:rPr>
+                <w:rFonts w:asciiTheme="minorHAnsi" w:eastAsiaTheme="minorEastAsia" w:hAnsiTheme="minorHAnsi"/>
+                <w:sz w:val="22"/>
+                <w:lang w:eastAsia="pt-BR"/>
+              </w:rPr>
+              <w:tab/>
+            </w:r>
+            <w:r>
+              <w:rPr>
+                <w:rStyle w:val="Hyperlink"/>
+              </w:rPr>
+              <w:t>Resultados Esperados</w:t>
+            </w:r>
+            <w:r>
+              <w:rPr>
+                <w:webHidden/>
+              </w:rPr>
+              <w:tab/>
+            </w:r>
+            <w:r>
+              <w:rPr>
+                <w:webHidden/>
+              </w:rPr>
+              <w:fldChar w:fldCharType="begin"/>
+            </w:r>
+            <w:r>
+              <w:rPr>
+                <w:webHidden/>
+              </w:rPr>
+              <w:instrText xml:space="preserve"> PAGEREF _Toc226023316 \h </w:instrText>
+            </w:r>
+            <w:r>
+              <w:rPr>
+                <w:webHidden/>
+              </w:rPr>
+            </w:r>
+            <w:r>
+              <w:rPr>
+                <w:webHidden/>
+              </w:rPr>
+              <w:fldChar w:fldCharType="separate"/>
+            </w:r>
+            <w:r>
+              <w:rPr>
+                <w:webHidden/>
+              </w:rPr>
+              <w:t>9</w:t>
+            </w:r>
+            <w:r>
+              <w:rPr>
+                <w:webHidden/>
+              </w:rPr>
+              <w:fldChar w:fldCharType="end"/>
+            </w:r>
+          </w:hyperlink>
+        </w:p>
+        <w:p>
+          <w:pPr>
+            <w:pStyle w:val="Sumrio1"/>
+            <w:tabs>
+              <w:tab w:val="left" w:pos="1100"/>
+              <w:tab w:val="right" w:leader="dot" w:pos="9061"/>
+            </w:tabs>
+            <w:rPr>
+              <w:rFonts w:asciiTheme="minorHAnsi" w:eastAsiaTheme="minorEastAsia" w:hAnsiTheme="minorHAnsi"/>
+              <w:noProof/>
+              <w:sz w:val="22"/>
+              <w:lang w:eastAsia="pt-BR"/>
+            </w:rPr>
+          </w:pPr>
+          <w:hyperlink w:anchor="_Toc226023317" w:history="1">
+            <w:r>
+              <w:rPr>
+                <w:rStyle w:val="Hyperlink"/>
+                <w:noProof/>
+              </w:rPr>
+              <w:t>2</w:t>
+            </w:r>
+            <w:r>
+              <w:rPr>
+                <w:rFonts w:asciiTheme="minorHAnsi" w:eastAsiaTheme="minorEastAsia" w:hAnsiTheme="minorHAnsi"/>
+                <w:noProof/>
+                <w:sz w:val="22"/>
+                <w:lang w:eastAsia="pt-BR"/>
+              </w:rPr>
+              <w:tab/>
+            </w:r>
+            <w:r>
+              <w:rPr>
+                <w:rStyle w:val="Hyperlink"/>
+                <w:noProof/>
+              </w:rPr>
+              <w:t>REFERENCIAL TEÓRICO</w:t>
+            </w:r>
+            <w:r>
+              <w:rPr>
+                <w:noProof/>
+                <w:webHidden/>
+              </w:rPr>
+              <w:tab/>
+            </w:r>
+            <w:r>
+              <w:rPr>
+                <w:noProof/>
+                <w:webHidden/>
+              </w:rPr>
+              <w:fldChar w:fldCharType="begin"/>
+            </w:r>
+            <w:r>
+              <w:rPr>
+                <w:noProof/>
+                <w:webHidden/>
+              </w:rPr>
+              <w:instrText xml:space="preserve"> PAGEREF _Toc226023317 \h </w:instrText>
+            </w:r>
+            <w:r>
+              <w:rPr>
+                <w:noProof/>
+                <w:webHidden/>
+              </w:rPr>
+            </w:r>
+            <w:r>
+              <w:rPr>
+                <w:noProof/>
+                <w:webHidden/>
+              </w:rPr>
+              <w:fldChar w:fldCharType="separate"/>
+            </w:r>
+            <w:r>
+              <w:rPr>
+                <w:noProof/>
+                <w:webHidden/>
+              </w:rPr>
+              <w:t>10</w:t>
+            </w:r>
+            <w:r>
+              <w:rPr>
+                <w:noProof/>
+                <w:webHidden/>
+              </w:rPr>
+              <w:fldChar w:fldCharType="end"/>
+            </w:r>
+          </w:hyperlink>
+        </w:p>
+        <w:p>
+          <w:pPr>
+            <w:pStyle w:val="Sumrio2"/>
+            <w:rPr>
+              <w:rFonts w:asciiTheme="minorHAnsi" w:eastAsiaTheme="minorEastAsia" w:hAnsiTheme="minorHAnsi"/>
+              <w:sz w:val="22"/>
+              <w:lang w:eastAsia="pt-BR"/>
+            </w:rPr>
+          </w:pPr>
+          <w:hyperlink w:anchor="_Toc226023318" w:history="1">
+            <w:r>
+              <w:rPr>
+                <w:rStyle w:val="Hyperlink"/>
+              </w:rPr>
+              <w:t>2.1</w:t>
+            </w:r>
+            <w:r>
+              <w:rPr>
+                <w:rFonts w:asciiTheme="minorHAnsi" w:eastAsiaTheme="minorEastAsia" w:hAnsiTheme="minorHAnsi"/>
+                <w:sz w:val="22"/>
+                <w:lang w:eastAsia="pt-BR"/>
+              </w:rPr>
+              <w:tab/>
+            </w:r>
+            <w:r>
+              <w:rPr>
+                <w:rStyle w:val="Hyperlink"/>
+              </w:rPr>
+              <w:t>Teste nível 2</w:t>
+            </w:r>
+            <w:r>
+              <w:rPr>
+                <w:webHidden/>
+              </w:rPr>
+              <w:tab/>
+            </w:r>
+            <w:r>
+              <w:rPr>
+                <w:webHidden/>
+              </w:rPr>
+              <w:fldChar w:fldCharType="begin"/>
+            </w:r>
+            <w:r>
+              <w:rPr>
+                <w:webHidden/>
+              </w:rPr>
+              <w:instrText xml:space="preserve"> PAGEREF _Toc226023318 \h </w:instrText>
+            </w:r>
+            <w:r>
+              <w:rPr>
+                <w:webHidden/>
+              </w:rPr>
+            </w:r>
+            <w:r>
+              <w:rPr>
+                <w:webHidden/>
+              </w:rPr>
+              <w:fldChar w:fldCharType="separate"/>
+            </w:r>
+            <w:r>
+              <w:rPr>
+                <w:webHidden/>
+              </w:rPr>
+              <w:t>10</w:t>
+            </w:r>
+            <w:r>
+              <w:rPr>
+                <w:webHidden/>
+              </w:rPr>
+              <w:fldChar w:fldCharType="end"/>
+            </w:r>
+          </w:hyperlink>
+        </w:p>
+        <w:p>
+          <w:pPr>
+            <w:pStyle w:val="Sumrio3"/>
+            <w:tabs>
+              <w:tab w:val="left" w:pos="1943"/>
+              <w:tab w:val="right" w:leader="dot" w:pos="9061"/>
+            </w:tabs>
+            <w:rPr>
+              <w:rFonts w:asciiTheme="minorHAnsi" w:eastAsiaTheme="minorEastAsia" w:hAnsiTheme="minorHAnsi"/>
+              <w:noProof/>
+              <w:sz w:val="22"/>
+              <w:lang w:eastAsia="pt-BR"/>
+            </w:rPr>
+          </w:pPr>
+          <w:hyperlink w:anchor="_Toc226023319" w:history="1">
+            <w:r>
+              <w:rPr>
+                <w:rStyle w:val="Hyperlink"/>
+                <w:noProof/>
+              </w:rPr>
+              <w:t>2.1.1</w:t>
+            </w:r>
+            <w:r>
+              <w:rPr>
+                <w:rFonts w:asciiTheme="minorHAnsi" w:eastAsiaTheme="minorEastAsia" w:hAnsiTheme="minorHAnsi"/>
+                <w:noProof/>
+                <w:sz w:val="22"/>
+                <w:lang w:eastAsia="pt-BR"/>
+              </w:rPr>
+              <w:tab/>
+            </w:r>
+            <w:r>
+              <w:rPr>
+                <w:rStyle w:val="Hyperlink"/>
+                <w:noProof/>
+              </w:rPr>
+              <w:t>Teste nível 3</w:t>
+            </w:r>
+            <w:r>
+              <w:rPr>
+                <w:noProof/>
+                <w:webHidden/>
+              </w:rPr>
+              <w:tab/>
+            </w:r>
+            <w:r>
+              <w:rPr>
+                <w:noProof/>
+                <w:webHidden/>
+              </w:rPr>
+              <w:fldChar w:fldCharType="begin"/>
+            </w:r>
+            <w:r>
+              <w:rPr>
+                <w:noProof/>
+                <w:webHidden/>
+              </w:rPr>
+              <w:instrText xml:space="preserve"> PAGEREF _Toc226023319 \h </w:instrText>
+            </w:r>
+            <w:r>
+              <w:rPr>
+                <w:noProof/>
+                <w:webHidden/>
+              </w:rPr>
+            </w:r>
+            <w:r>
+              <w:rPr>
+                <w:noProof/>
+                <w:webHidden/>
+              </w:rPr>
+              <w:fldChar w:fldCharType="separate"/>
+            </w:r>
+            <w:r>
+              <w:rPr>
+                <w:noProof/>
+                <w:webHidden/>
+              </w:rPr>
+              <w:t>10</w:t>
+            </w:r>
+            <w:r>
+              <w:rPr>
+                <w:noProof/>
+                <w:webHidden/>
+              </w:rPr>
+              <w:fldChar w:fldCharType="end"/>
+            </w:r>
+          </w:hyperlink>
+        </w:p>
+        <w:p>
+          <w:pPr>
+            <w:pStyle w:val="Sumrio1"/>
+            <w:tabs>
+              <w:tab w:val="left" w:pos="1100"/>
+              <w:tab w:val="right" w:leader="dot" w:pos="9061"/>
+            </w:tabs>
+            <w:rPr>
+              <w:rFonts w:asciiTheme="minorHAnsi" w:eastAsiaTheme="minorEastAsia" w:hAnsiTheme="minorHAnsi"/>
+              <w:noProof/>
+              <w:sz w:val="22"/>
+              <w:lang w:eastAsia="pt-BR"/>
+            </w:rPr>
+          </w:pPr>
+          <w:hyperlink w:anchor="_Toc226023320" w:history="1">
+            <w:r>
+              <w:rPr>
+                <w:rStyle w:val="Hyperlink"/>
+                <w:noProof/>
+              </w:rPr>
+              <w:t>3</w:t>
+            </w:r>
+            <w:r>
+              <w:rPr>
+                <w:rFonts w:asciiTheme="minorHAnsi" w:eastAsiaTheme="minorEastAsia" w:hAnsiTheme="minorHAnsi"/>
+                <w:noProof/>
+                <w:sz w:val="22"/>
+                <w:lang w:eastAsia="pt-BR"/>
+              </w:rPr>
+              <w:tab/>
+            </w:r>
+            <w:r>
+              <w:rPr>
+                <w:rStyle w:val="Hyperlink"/>
+                <w:noProof/>
+              </w:rPr>
+              <w:t>Imersão</w:t>
+            </w:r>
+            <w:r>
+              <w:rPr>
+                <w:noProof/>
+                <w:webHidden/>
+              </w:rPr>
+              <w:tab/>
+            </w:r>
+            <w:r>
+              <w:rPr>
+                <w:noProof/>
+                <w:webHidden/>
+              </w:rPr>
+              <w:fldChar w:fldCharType="begin"/>
+            </w:r>
+            <w:r>
+              <w:rPr>
+                <w:noProof/>
+                <w:webHidden/>
+              </w:rPr>
+              <w:instrText xml:space="preserve"> PAGEREF _Toc226023320 \h </w:instrText>
+            </w:r>
+            <w:r>
+              <w:rPr>
+                <w:noProof/>
+                <w:webHidden/>
+              </w:rPr>
+            </w:r>
+            <w:r>
+              <w:rPr>
+                <w:noProof/>
+                <w:webHidden/>
+              </w:rPr>
+              <w:fldChar w:fldCharType="separate"/>
+            </w:r>
+            <w:r>
+              <w:rPr>
+                <w:noProof/>
+                <w:webHidden/>
+              </w:rPr>
+              <w:t>10</w:t>
+            </w:r>
+            <w:r>
+              <w:rPr>
+                <w:noProof/>
+                <w:webHidden/>
+              </w:rPr>
+              <w:fldChar w:fldCharType="end"/>
+            </w:r>
+          </w:hyperlink>
+        </w:p>
+        <w:p>
+          <w:r>
+            <w:rPr>
+              <w:b/>
+              <w:bCs/>
+            </w:rPr>
+            <w:fldChar w:fldCharType="end"/>
+          </w:r>
+        </w:p>
+      </w:sdtContent>
+    </w:sdt>
     <w:p>
       <w:r>
         <w:br w:type="page"/>
@@ -392,10 +1488,12 @@
       <w:pPr>
         <w:pStyle w:val="Ttulo1"/>
       </w:pPr>
+      <w:bookmarkStart w:id="1" w:name="_Toc226023309"/>
       <w:r>
         <w:lastRenderedPageBreak/>
         <w:t>INTRODUÇÃO</w:t>
       </w:r>
+      <w:bookmarkEnd w:id="1"/>
     </w:p>
     <w:p>
       <w:r>
@@ -413,9 +1511,11 @@
       <w:pPr>
         <w:pStyle w:val="Ttulo2"/>
       </w:pPr>
+      <w:bookmarkStart w:id="2" w:name="_Toc226023310"/>
       <w:r>
         <w:t>Problemática</w:t>
       </w:r>
+      <w:bookmarkEnd w:id="2"/>
     </w:p>
     <w:p>
       <w:r>
@@ -433,9 +1533,11 @@
       <w:pPr>
         <w:pStyle w:val="Ttulo2"/>
       </w:pPr>
+      <w:bookmarkStart w:id="3" w:name="_Toc226023311"/>
       <w:r>
         <w:t>Justificativa</w:t>
       </w:r>
+      <w:bookmarkEnd w:id="3"/>
     </w:p>
     <w:p>
       <w:r>
@@ -453,9 +1555,11 @@
       <w:pPr>
         <w:pStyle w:val="Ttulo2"/>
       </w:pPr>
+      <w:bookmarkStart w:id="4" w:name="_Toc226023312"/>
       <w:r>
         <w:t>Objetivos</w:t>
       </w:r>
+      <w:bookmarkEnd w:id="4"/>
     </w:p>
     <w:p>
       <w:r>
@@ -473,9 +1577,11 @@
       <w:pPr>
         <w:pStyle w:val="Ttulo3"/>
       </w:pPr>
+      <w:bookmarkStart w:id="5" w:name="_Toc226023313"/>
       <w:r>
         <w:t>Objetivo Geral</w:t>
       </w:r>
+      <w:bookmarkEnd w:id="5"/>
     </w:p>
     <w:p>
       <w:pPr>
@@ -497,9 +1603,11 @@
       <w:pPr>
         <w:pStyle w:val="Ttulo3"/>
       </w:pPr>
+      <w:bookmarkStart w:id="6" w:name="_Toc226023314"/>
       <w:r>
         <w:t>Objetivos Específicos</w:t>
       </w:r>
+      <w:bookmarkEnd w:id="6"/>
     </w:p>
     <w:p>
       <w:pPr>
@@ -521,9 +1629,11 @@
       <w:pPr>
         <w:pStyle w:val="Ttulo2"/>
       </w:pPr>
+      <w:bookmarkStart w:id="7" w:name="_Toc226023315"/>
       <w:r>
         <w:t>Metodologia</w:t>
       </w:r>
+      <w:bookmarkEnd w:id="7"/>
     </w:p>
     <w:p>
       <w:r>
@@ -541,9 +1651,11 @@
       <w:pPr>
         <w:pStyle w:val="Ttulo2"/>
       </w:pPr>
+      <w:bookmarkStart w:id="8" w:name="_Toc226023316"/>
       <w:r>
         <w:t>Resultados Esperados</w:t>
       </w:r>
+      <w:bookmarkEnd w:id="8"/>
     </w:p>
     <w:p>
       <w:pPr>
@@ -570,26 +1682,32 @@
       <w:pPr>
         <w:pStyle w:val="Ttulo1"/>
       </w:pPr>
+      <w:bookmarkStart w:id="9" w:name="_Toc226023317"/>
       <w:r>
         <w:lastRenderedPageBreak/>
         <w:t>REFERENCIAL TEÓRICO</w:t>
       </w:r>
+      <w:bookmarkEnd w:id="9"/>
     </w:p>
     <w:p>
       <w:pPr>
         <w:pStyle w:val="Ttulo2"/>
       </w:pPr>
+      <w:bookmarkStart w:id="10" w:name="_Toc226023318"/>
       <w:r>
         <w:t>Teste nível 2</w:t>
       </w:r>
+      <w:bookmarkEnd w:id="10"/>
     </w:p>
     <w:p>
       <w:pPr>
         <w:pStyle w:val="Ttulo3"/>
       </w:pPr>
+      <w:bookmarkStart w:id="11" w:name="_Toc226023319"/>
       <w:r>
         <w:t>Teste nível 3</w:t>
       </w:r>
+      <w:bookmarkEnd w:id="11"/>
     </w:p>
     <w:p>
       <w:pPr>
@@ -611,8 +1729,13 @@
       <w:pPr>
         <w:pStyle w:val="Ttulo1"/>
       </w:pPr>
-      <w:r>
-        <w:t xml:space="preserve">Imersão </w:t>
+      <w:bookmarkStart w:id="12" w:name="_Toc226023320"/>
+      <w:r>
+        <w:t>Imersão</w:t>
+      </w:r>
+      <w:bookmarkEnd w:id="12"/>
+      <w:r>
+        <w:t xml:space="preserve"> </w:t>
       </w:r>
     </w:p>
     <w:p>
@@ -708,8 +1831,6 @@
       <w:pPr>
         <w:pStyle w:val="SemEspaamento"/>
       </w:pPr>
-      <w:bookmarkStart w:id="0" w:name="_GoBack"/>
-      <w:bookmarkEnd w:id="0"/>
     </w:p>
     <w:sectPr>
       <w:pgSz w:w="11906" w:h="16838"/>
@@ -722,7 +1843,7 @@
 </file>
 
 <file path=word/endnotes.xml><?xml version="1.0" encoding="utf-8"?>
-<w:endnotes xmlns:wpc="http://schemas.microsoft.com/office/word/2010/wordprocessingCanvas" xmlns:cx="http://schemas.microsoft.com/office/drawing/2014/chartex" xmlns:mc="http://schemas.openxmlformats.org/markup-compatibility/2006" xmlns:o="urn:schemas-microsoft-com:office:office" xmlns:r="http://schemas.openxmlformats.org/officeDocument/2006/relationships" xmlns:m="http://schemas.openxmlformats.org/officeDocument/2006/math" xmlns:v="urn:schemas-microsoft-com:vml" xmlns:wp14="http://schemas.microsoft.com/office/word/2010/wordprocessingDrawing" xmlns:wp="http://schemas.openxmlformats.org/drawingml/2006/wordprocessingDrawing" xmlns:w10="urn:schemas-microsoft-com:office:word" xmlns:w="http://schemas.openxmlformats.org/wordprocessingml/2006/main" xmlns:w14="http://schemas.microsoft.com/office/word/2010/wordml" xmlns:w15="http://schemas.microsoft.com/office/word/2012/wordml" xmlns:w16se="http://schemas.microsoft.com/office/word/2015/wordml/symex" xmlns:wpg="http://schemas.microsoft.com/office/word/2010/wordprocessingGroup" xmlns:wpi="http://schemas.microsoft.com/office/word/2010/wordprocessingInk" xmlns:wne="http://schemas.microsoft.com/office/word/2006/wordml" xmlns:wps="http://schemas.microsoft.com/office/word/2010/wordprocessingShape" mc:Ignorable="w14 w15 w16se wp14">
+<w:endnotes xmlns:wpc="http://schemas.microsoft.com/office/word/2010/wordprocessingCanvas" xmlns:cx="http://schemas.microsoft.com/office/drawing/2014/chartex" xmlns:cx1="http://schemas.microsoft.com/office/drawing/2015/9/8/chartex" xmlns:mc="http://schemas.openxmlformats.org/markup-compatibility/2006" xmlns:o="urn:schemas-microsoft-com:office:office" xmlns:r="http://schemas.openxmlformats.org/officeDocument/2006/relationships" xmlns:m="http://schemas.openxmlformats.org/officeDocument/2006/math" xmlns:v="urn:schemas-microsoft-com:vml" xmlns:wp14="http://schemas.microsoft.com/office/word/2010/wordprocessingDrawing" xmlns:wp="http://schemas.openxmlformats.org/drawingml/2006/wordprocessingDrawing" xmlns:w10="urn:schemas-microsoft-com:office:word" xmlns:w="http://schemas.openxmlformats.org/wordprocessingml/2006/main" xmlns:w14="http://schemas.microsoft.com/office/word/2010/wordml" xmlns:w15="http://schemas.microsoft.com/office/word/2012/wordml" xmlns:w16se="http://schemas.microsoft.com/office/word/2015/wordml/symex" xmlns:wpg="http://schemas.microsoft.com/office/word/2010/wordprocessingGroup" xmlns:wpi="http://schemas.microsoft.com/office/word/2010/wordprocessingInk" xmlns:wne="http://schemas.microsoft.com/office/word/2006/wordml" xmlns:wps="http://schemas.microsoft.com/office/word/2010/wordprocessingShape" mc:Ignorable="w14 w15 w16se wp14">
   <w:endnote w:type="separator" w:id="-1">
     <w:p>
       <w:pPr>
@@ -747,7 +1868,7 @@
 </file>
 
 <file path=word/footnotes.xml><?xml version="1.0" encoding="utf-8"?>
-<w:footnotes xmlns:wpc="http://schemas.microsoft.com/office/word/2010/wordprocessingCanvas" xmlns:cx="http://schemas.microsoft.com/office/drawing/2014/chartex" xmlns:mc="http://schemas.openxmlformats.org/markup-compatibility/2006" xmlns:o="urn:schemas-microsoft-com:office:office" xmlns:r="http://schemas.openxmlformats.org/officeDocument/2006/relationships" xmlns:m="http://schemas.openxmlformats.org/officeDocument/2006/math" xmlns:v="urn:schemas-microsoft-com:vml" xmlns:wp14="http://schemas.microsoft.com/office/word/2010/wordprocessingDrawing" xmlns:wp="http://schemas.openxmlformats.org/drawingml/2006/wordprocessingDrawing" xmlns:w10="urn:schemas-microsoft-com:office:word" xmlns:w="http://schemas.openxmlformats.org/wordprocessingml/2006/main" xmlns:w14="http://schemas.microsoft.com/office/word/2010/wordml" xmlns:w15="http://schemas.microsoft.com/office/word/2012/wordml" xmlns:w16se="http://schemas.microsoft.com/office/word/2015/wordml/symex" xmlns:wpg="http://schemas.microsoft.com/office/word/2010/wordprocessingGroup" xmlns:wpi="http://schemas.microsoft.com/office/word/2010/wordprocessingInk" xmlns:wne="http://schemas.microsoft.com/office/word/2006/wordml" xmlns:wps="http://schemas.microsoft.com/office/word/2010/wordprocessingShape" mc:Ignorable="w14 w15 w16se wp14">
+<w:footnotes xmlns:wpc="http://schemas.microsoft.com/office/word/2010/wordprocessingCanvas" xmlns:cx="http://schemas.microsoft.com/office/drawing/2014/chartex" xmlns:cx1="http://schemas.microsoft.com/office/drawing/2015/9/8/chartex" xmlns:mc="http://schemas.openxmlformats.org/markup-compatibility/2006" xmlns:o="urn:schemas-microsoft-com:office:office" xmlns:r="http://schemas.openxmlformats.org/officeDocument/2006/relationships" xmlns:m="http://schemas.openxmlformats.org/officeDocument/2006/math" xmlns:v="urn:schemas-microsoft-com:vml" xmlns:wp14="http://schemas.microsoft.com/office/word/2010/wordprocessingDrawing" xmlns:wp="http://schemas.openxmlformats.org/drawingml/2006/wordprocessingDrawing" xmlns:w10="urn:schemas-microsoft-com:office:word" xmlns:w="http://schemas.openxmlformats.org/wordprocessingml/2006/main" xmlns:w14="http://schemas.microsoft.com/office/word/2010/wordml" xmlns:w15="http://schemas.microsoft.com/office/word/2012/wordml" xmlns:w16se="http://schemas.microsoft.com/office/word/2015/wordml/symex" xmlns:wpg="http://schemas.microsoft.com/office/word/2010/wordprocessingGroup" xmlns:wpi="http://schemas.microsoft.com/office/word/2010/wordprocessingInk" xmlns:wne="http://schemas.microsoft.com/office/word/2006/wordml" xmlns:wps="http://schemas.microsoft.com/office/word/2010/wordprocessingShape" mc:Ignorable="w14 w15 w16se wp14">
   <w:footnote w:type="separator" w:id="-1">
     <w:p>
       <w:pPr>
@@ -772,7 +1893,7 @@
 </file>
 
 <file path=word/numbering.xml><?xml version="1.0" encoding="utf-8"?>
-<w:numbering xmlns:wpc="http://schemas.microsoft.com/office/word/2010/wordprocessingCanvas" xmlns:cx="http://schemas.microsoft.com/office/drawing/2014/chartex" xmlns:mc="http://schemas.openxmlformats.org/markup-compatibility/2006" xmlns:o="urn:schemas-microsoft-com:office:office" xmlns:r="http://schemas.openxmlformats.org/officeDocument/2006/relationships" xmlns:m="http://schemas.openxmlformats.org/officeDocument/2006/math" xmlns:v="urn:schemas-microsoft-com:vml" xmlns:wp14="http://schemas.microsoft.com/office/word/2010/wordprocessingDrawing" xmlns:wp="http://schemas.openxmlformats.org/drawingml/2006/wordprocessingDrawing" xmlns:w10="urn:schemas-microsoft-com:office:word" xmlns:w="http://schemas.openxmlformats.org/wordprocessingml/2006/main" xmlns:w14="http://schemas.microsoft.com/office/word/2010/wordml" xmlns:w15="http://schemas.microsoft.com/office/word/2012/wordml" xmlns:w16se="http://schemas.microsoft.com/office/word/2015/wordml/symex" xmlns:wpg="http://schemas.microsoft.com/office/word/2010/wordprocessingGroup" xmlns:wpi="http://schemas.microsoft.com/office/word/2010/wordprocessingInk" xmlns:wne="http://schemas.microsoft.com/office/word/2006/wordml" xmlns:wps="http://schemas.microsoft.com/office/word/2010/wordprocessingShape" mc:Ignorable="w14 w15 w16se wp14">
+<w:numbering xmlns:wpc="http://schemas.microsoft.com/office/word/2010/wordprocessingCanvas" xmlns:cx="http://schemas.microsoft.com/office/drawing/2014/chartex" xmlns:cx1="http://schemas.microsoft.com/office/drawing/2015/9/8/chartex" xmlns:mc="http://schemas.openxmlformats.org/markup-compatibility/2006" xmlns:o="urn:schemas-microsoft-com:office:office" xmlns:r="http://schemas.openxmlformats.org/officeDocument/2006/relationships" xmlns:m="http://schemas.openxmlformats.org/officeDocument/2006/math" xmlns:v="urn:schemas-microsoft-com:vml" xmlns:wp14="http://schemas.microsoft.com/office/word/2010/wordprocessingDrawing" xmlns:wp="http://schemas.openxmlformats.org/drawingml/2006/wordprocessingDrawing" xmlns:w10="urn:schemas-microsoft-com:office:word" xmlns:w="http://schemas.openxmlformats.org/wordprocessingml/2006/main" xmlns:w14="http://schemas.microsoft.com/office/word/2010/wordml" xmlns:w15="http://schemas.microsoft.com/office/word/2012/wordml" xmlns:w16se="http://schemas.microsoft.com/office/word/2015/wordml/symex" xmlns:wpg="http://schemas.microsoft.com/office/word/2010/wordprocessingGroup" xmlns:wpi="http://schemas.microsoft.com/office/word/2010/wordprocessingInk" xmlns:wne="http://schemas.microsoft.com/office/word/2006/wordml" xmlns:wps="http://schemas.microsoft.com/office/word/2010/wordprocessingShape" mc:Ignorable="w14 w15 w16se wp14">
   <w:abstractNum w:abstractNumId="0" w15:restartNumberingAfterBreak="0">
     <w:nsid w:val="7B7E5634"/>
     <w:multiLevelType w:val="multilevel"/>
@@ -1437,6 +2558,27 @@
       <w:b/>
     </w:rPr>
   </w:style>
+  <w:style w:type="paragraph" w:styleId="Ttulo6">
+    <w:name w:val="heading 6"/>
+    <w:basedOn w:val="Normal"/>
+    <w:next w:val="Normal"/>
+    <w:link w:val="Ttulo6Char"/>
+    <w:uiPriority w:val="9"/>
+    <w:semiHidden/>
+    <w:unhideWhenUsed/>
+    <w:qFormat/>
+    <w:rsid w:val="003C5E3D"/>
+    <w:pPr>
+      <w:keepNext/>
+      <w:keepLines/>
+      <w:spacing w:before="40" w:after="0"/>
+      <w:outlineLvl w:val="5"/>
+    </w:pPr>
+    <w:rPr>
+      <w:rFonts w:asciiTheme="majorHAnsi" w:eastAsiaTheme="majorEastAsia" w:hAnsiTheme="majorHAnsi" w:cstheme="majorBidi"/>
+      <w:color w:val="1F4D78" w:themeColor="accent1" w:themeShade="7F"/>
+    </w:rPr>
+  </w:style>
   <w:style w:type="character" w:default="1" w:styleId="Fontepargpadro">
     <w:name w:val="Default Paragraph Font"/>
     <w:uiPriority w:val="1"/>
@@ -1604,6 +2746,98 @@
       <w:rFonts w:ascii="Times New Roman" w:eastAsia="Times New Roman" w:hAnsi="Times New Roman" w:cs="Times New Roman"/>
       <w:szCs w:val="24"/>
       <w:lang w:eastAsia="pt-BR"/>
+    </w:rPr>
+  </w:style>
+  <w:style w:type="character" w:customStyle="1" w:styleId="Ttulo6Char">
+    <w:name w:val="Título 6 Char"/>
+    <w:basedOn w:val="Fontepargpadro"/>
+    <w:link w:val="Ttulo6"/>
+    <w:uiPriority w:val="9"/>
+    <w:semiHidden/>
+    <w:rsid w:val="003C5E3D"/>
+    <w:rPr>
+      <w:rFonts w:asciiTheme="majorHAnsi" w:eastAsiaTheme="majorEastAsia" w:hAnsiTheme="majorHAnsi" w:cstheme="majorBidi"/>
+      <w:color w:val="1F4D78" w:themeColor="accent1" w:themeShade="7F"/>
+      <w:sz w:val="24"/>
+    </w:rPr>
+  </w:style>
+  <w:style w:type="paragraph" w:styleId="CabealhodoSumrio">
+    <w:name w:val="TOC Heading"/>
+    <w:basedOn w:val="Ttulo1"/>
+    <w:next w:val="Normal"/>
+    <w:uiPriority w:val="39"/>
+    <w:unhideWhenUsed/>
+    <w:qFormat/>
+    <w:rsid w:val="003C5E3D"/>
+    <w:pPr>
+      <w:numPr>
+        <w:numId w:val="0"/>
+      </w:numPr>
+      <w:spacing w:before="240" w:after="0" w:line="259" w:lineRule="auto"/>
+      <w:outlineLvl w:val="9"/>
+    </w:pPr>
+    <w:rPr>
+      <w:rFonts w:asciiTheme="majorHAnsi" w:hAnsiTheme="majorHAnsi"/>
+      <w:b w:val="0"/>
+      <w:color w:val="2E74B5" w:themeColor="accent1" w:themeShade="BF"/>
+      <w:sz w:val="32"/>
+      <w:lang w:eastAsia="pt-BR"/>
+    </w:rPr>
+  </w:style>
+  <w:style w:type="paragraph" w:styleId="Sumrio1">
+    <w:name w:val="toc 1"/>
+    <w:basedOn w:val="Normal"/>
+    <w:next w:val="Normal"/>
+    <w:autoRedefine/>
+    <w:uiPriority w:val="39"/>
+    <w:unhideWhenUsed/>
+    <w:rsid w:val="003C5E3D"/>
+    <w:pPr>
+      <w:spacing w:after="100"/>
+    </w:pPr>
+  </w:style>
+  <w:style w:type="paragraph" w:styleId="Sumrio2">
+    <w:name w:val="toc 2"/>
+    <w:basedOn w:val="Normal"/>
+    <w:next w:val="Normal"/>
+    <w:autoRedefine/>
+    <w:uiPriority w:val="39"/>
+    <w:unhideWhenUsed/>
+    <w:rsid w:val="00645C18"/>
+    <w:pPr>
+      <w:tabs>
+        <w:tab w:val="left" w:pos="1540"/>
+        <w:tab w:val="right" w:leader="dot" w:pos="9061"/>
+      </w:tabs>
+      <w:spacing w:after="100"/>
+      <w:ind w:left="240"/>
+    </w:pPr>
+    <w:rPr>
+      <w:noProof/>
+    </w:rPr>
+  </w:style>
+  <w:style w:type="paragraph" w:styleId="Sumrio3">
+    <w:name w:val="toc 3"/>
+    <w:basedOn w:val="Normal"/>
+    <w:next w:val="Normal"/>
+    <w:autoRedefine/>
+    <w:uiPriority w:val="39"/>
+    <w:unhideWhenUsed/>
+    <w:rsid w:val="003C5E3D"/>
+    <w:pPr>
+      <w:spacing w:after="100"/>
+      <w:ind w:left="480"/>
+    </w:pPr>
+  </w:style>
+  <w:style w:type="character" w:styleId="Hyperlink">
+    <w:name w:val="Hyperlink"/>
+    <w:basedOn w:val="Fontepargpadro"/>
+    <w:uiPriority w:val="99"/>
+    <w:unhideWhenUsed/>
+    <w:rsid w:val="003C5E3D"/>
+    <w:rPr>
+      <w:color w:val="0563C1" w:themeColor="hyperlink"/>
+      <w:u w:val="single"/>
     </w:rPr>
   </w:style>
 </w:styles>
@@ -1875,7 +3109,7 @@
 </file>
 
 <file path=customXml/itemProps1.xml><?xml version="1.0" encoding="utf-8"?>
-<ds:datastoreItem xmlns:ds="http://schemas.openxmlformats.org/officeDocument/2006/customXml" ds:itemID="{110DAAC3-4E9A-4A9C-ADC7-814F33C3608A}">
+<ds:datastoreItem xmlns:ds="http://schemas.openxmlformats.org/officeDocument/2006/customXml" ds:itemID="{23F7D2BF-722D-4700-9BB7-89BAF740CCB8}">
   <ds:schemaRefs>
     <ds:schemaRef ds:uri="http://schemas.openxmlformats.org/officeDocument/2006/bibliography"/>
   </ds:schemaRefs>
